--- a/data/revised_2026-10_full/tracked/v2/Core_Mathematics/SS3.1_Statistics_I/Core_Mathematics_Statistics_I_FinalExplanation_TeacherKey_TRACKED.docx
+++ b/data/revised_2026-10_full/tracked/v2/Core_Mathematics/SS3.1_Statistics_I/Core_Mathematics_Statistics_I_FinalExplanation_TeacherKey_TRACKED.docx
@@ -1038,10 +1038,10 @@
               <w:spacing w:after="40" w:before="0"/>
               <w:jc w:val="left"/>
               <w:rPr>
-                <w:ins w:id="9002" w:author="Claude (AI) - proposed" w:date="2026-10-15T20:14:34Z"/>
-              </w:rPr>
-            </w:pPr>
-            <w:ins w:id="9001" w:author="Claude (AI) - proposed" w:date="2026-10-15T20:14:34Z">
+                <w:ins w:id="9002" w:author="Claude (AI) - proposed" w:date="2026-10-18T00:28:08Z"/>
+              </w:rPr>
+            </w:pPr>
+            <w:ins w:id="9001" w:author="Claude (AI) - proposed" w:date="2026-10-18T00:28:08Z">
               <w:r>
                 <w:rPr>
                   <w:rFonts w:ascii="Arial" w:cs="Arial" w:eastAsia="Arial" w:hAnsi="Arial"/>
@@ -1063,10 +1063,10 @@
               <w:spacing w:after="40" w:before="0"/>
               <w:jc w:val="left"/>
               <w:rPr>
-                <w:ins w:id="9004" w:author="Claude (AI) - proposed" w:date="2026-10-15T20:14:34Z"/>
-              </w:rPr>
-            </w:pPr>
-            <w:ins w:id="9003" w:author="Claude (AI) - proposed" w:date="2026-10-15T20:14:34Z">
+                <w:ins w:id="9004" w:author="Claude (AI) - proposed" w:date="2026-10-18T00:28:08Z"/>
+              </w:rPr>
+            </w:pPr>
+            <w:ins w:id="9003" w:author="Claude (AI) - proposed" w:date="2026-10-18T00:28:08Z">
               <w:r>
                 <w:rPr>
                   <w:rFonts w:ascii="Arial" w:cs="Arial" w:eastAsia="Arial" w:hAnsi="Arial"/>
@@ -1141,10 +1141,10 @@
               <w:spacing w:after="40" w:before="0"/>
               <w:jc w:val="left"/>
               <w:rPr>
-                <w:ins w:id="9006" w:author="Claude (AI) - proposed" w:date="2026-10-15T20:14:34Z"/>
-              </w:rPr>
-            </w:pPr>
-            <w:ins w:id="9005" w:author="Claude (AI) - proposed" w:date="2026-10-15T20:14:34Z">
+                <w:ins w:id="9006" w:author="Claude (AI) - proposed" w:date="2026-10-18T00:28:08Z"/>
+              </w:rPr>
+            </w:pPr>
+            <w:ins w:id="9005" w:author="Claude (AI) - proposed" w:date="2026-10-18T00:28:08Z">
               <w:r>
                 <w:rPr>
                   <w:rFonts w:ascii="Arial" w:cs="Arial" w:eastAsia="Arial" w:hAnsi="Arial"/>
@@ -1166,10 +1166,10 @@
               <w:spacing w:after="40" w:before="0"/>
               <w:jc w:val="left"/>
               <w:rPr>
-                <w:ins w:id="9008" w:author="Claude (AI) - proposed" w:date="2026-10-15T20:14:34Z"/>
-              </w:rPr>
-            </w:pPr>
-            <w:ins w:id="9007" w:author="Claude (AI) - proposed" w:date="2026-10-15T20:14:34Z">
+                <w:ins w:id="9008" w:author="Claude (AI) - proposed" w:date="2026-10-18T00:28:08Z"/>
+              </w:rPr>
+            </w:pPr>
+            <w:ins w:id="9007" w:author="Claude (AI) - proposed" w:date="2026-10-18T00:28:08Z">
               <w:r>
                 <w:rPr>
                   <w:rFonts w:ascii="Arial" w:cs="Arial" w:eastAsia="Arial" w:hAnsi="Arial"/>
@@ -1368,10 +1368,10 @@
               <w:spacing w:after="40" w:before="0"/>
               <w:jc w:val="left"/>
               <w:rPr>
-                <w:ins w:id="9010" w:author="Claude (AI) - proposed" w:date="2026-10-15T20:14:34Z"/>
-              </w:rPr>
-            </w:pPr>
-            <w:ins w:id="9009" w:author="Claude (AI) - proposed" w:date="2026-10-15T20:14:34Z">
+                <w:ins w:id="9010" w:author="Claude (AI) - proposed" w:date="2026-10-18T00:28:08Z"/>
+              </w:rPr>
+            </w:pPr>
+            <w:ins w:id="9009" w:author="Claude (AI) - proposed" w:date="2026-10-18T00:28:08Z">
               <w:r>
                 <w:rPr>
                   <w:rFonts w:ascii="Arial" w:cs="Arial" w:eastAsia="Arial" w:hAnsi="Arial"/>
@@ -1486,10 +1486,10 @@
               <w:spacing w:after="40" w:before="0"/>
               <w:jc w:val="left"/>
               <w:rPr>
-                <w:ins w:id="9012" w:author="Claude (AI) - proposed" w:date="2026-10-15T20:14:34Z"/>
-              </w:rPr>
-            </w:pPr>
-            <w:ins w:id="9011" w:author="Claude (AI) - proposed" w:date="2026-10-15T20:14:34Z">
+                <w:ins w:id="9012" w:author="Claude (AI) - proposed" w:date="2026-10-18T00:28:08Z"/>
+              </w:rPr>
+            </w:pPr>
+            <w:ins w:id="9011" w:author="Claude (AI) - proposed" w:date="2026-10-18T00:28:08Z">
               <w:r>
                 <w:rPr>
                   <w:rFonts w:ascii="Arial" w:cs="Arial" w:eastAsia="Arial" w:hAnsi="Arial"/>
@@ -1944,7 +1944,7 @@
               </w:rPr>
               <w:t xml:space="preserve">(c) Claim: The officer's mean gap of 400 m on Thika Road is true but incomplete, because the road is not equally safe everywhere. Evidence: For the 20-gap sample, the median gap is 250 m and the mode is 200 m, and 14 of 20 gaps are 300 m or shorter. Six gaps of 600 m to 1,100 m (G9-G14) form a 5,250 m stretch that includes the school gate. In it we counted 140 of 182 undesignated crossers (77%) and Mzee Otieno's log has 9 of 12 near-misses (75%). The histogram and polygon show a cluster of short gaps and a separate group of very long gaps. Reasoning: A mean adds all gaps and shares them out equally, so a few very long gaps raise it and hide where people actually cross. The median, mode, grouped table, histogram and polygon </w:t>
             </w:r>
-            <w:del w:id="9013" w:author="Claude (AI) - proposed" w:date="2026-10-15T20:14:34Z">
+            <w:del w:id="9013" w:author="Claude (AI) - proposed" w:date="2026-10-18T00:28:08Z">
               <w:r>
                 <w:rPr>
                   <w:rFonts w:ascii="Arial" w:cs="Arial" w:eastAsia="Arial" w:hAnsi="Arial"/>
@@ -1972,7 +1972,7 @@
               </w:rPr>
               <w:t xml:space="preserve">show the spread and shape</w:t>
             </w:r>
-            <w:del w:id="9014" w:author="Claude (AI) - proposed" w:date="2026-10-15T20:14:34Z">
+            <w:del w:id="9014" w:author="Claude (AI) - proposed" w:date="2026-10-18T00:28:08Z">
               <w:r>
                 <w:rPr>
                   <w:rFonts w:ascii="Arial" w:cs="Arial" w:eastAsia="Arial" w:hAnsi="Arial"/>
@@ -1987,7 +1987,7 @@
                 <w:delText xml:space="preserve">, and they point</w:delText>
               </w:r>
             </w:del>
-            <w:ins w:id="9015" w:author="Claude (AI) - proposed" w:date="2026-10-15T20:14:34Z">
+            <w:ins w:id="9015" w:author="Claude (AI) - proposed" w:date="2026-10-18T00:28:08Z">
               <w:r>
                 <w:rPr>
                   <w:rFonts w:ascii="Arial" w:cs="Arial" w:eastAsia="Arial" w:hAnsi="Arial"/>
@@ -2478,7 +2478,7 @@
               <w:spacing w:after="40" w:before="0"/>
               <w:jc w:val="left"/>
             </w:pPr>
-            <w:del w:id="9016" w:author="Claude (AI) - proposed" w:date="2026-10-15T20:14:34Z">
+            <w:del w:id="9016" w:author="Claude (AI) - proposed" w:date="2026-10-18T00:28:08Z">
               <w:r>
                 <w:rPr>
                   <w:rFonts w:ascii="Arial" w:cs="Arial" w:eastAsia="Arial" w:hAnsi="Arial"/>
@@ -2493,7 +2493,7 @@
                 <w:delText xml:space="preserve">All</w:delText>
               </w:r>
             </w:del>
-            <w:ins w:id="9017" w:author="Claude (AI) - proposed" w:date="2026-10-15T20:14:34Z">
+            <w:ins w:id="9017" w:author="Claude (AI) - proposed" w:date="2026-10-18T00:28:08Z">
               <w:r>
                 <w:rPr>
                   <w:rFonts w:ascii="Arial" w:cs="Arial" w:eastAsia="Arial" w:hAnsi="Arial"/>
@@ -2521,7 +2521,7 @@
               </w:rPr>
               <w:t xml:space="preserve"> calculations (mean, estimated mean</w:t>
             </w:r>
-            <w:ins w:id="9018" w:author="Claude (AI) - proposed" w:date="2026-10-15T20:14:34Z">
+            <w:ins w:id="9018" w:author="Claude (AI) - proposed" w:date="2026-10-18T00:28:08Z">
               <w:r>
                 <w:rPr>
                   <w:rFonts w:ascii="Arial" w:cs="Arial" w:eastAsia="Arial" w:hAnsi="Arial"/>
@@ -2549,7 +2549,7 @@
               </w:rPr>
               <w:t xml:space="preserve">, frequency density, percentages) are correct, </w:t>
             </w:r>
-            <w:del w:id="9019" w:author="Claude (AI) - proposed" w:date="2026-10-15T20:14:34Z">
+            <w:del w:id="9019" w:author="Claude (AI) - proposed" w:date="2026-10-18T00:28:08Z">
               <w:r>
                 <w:rPr>
                   <w:rFonts w:ascii="Arial" w:cs="Arial" w:eastAsia="Arial" w:hAnsi="Arial"/>
@@ -2564,7 +2564,7 @@
                 <w:delText xml:space="preserve">show</w:delText>
               </w:r>
             </w:del>
-            <w:ins w:id="9020" w:author="Claude (AI) - proposed" w:date="2026-10-15T20:14:34Z">
+            <w:ins w:id="9020" w:author="Claude (AI) - proposed" w:date="2026-10-18T00:28:08Z">
               <w:r>
                 <w:rPr>
                   <w:rFonts w:ascii="Arial" w:cs="Arial" w:eastAsia="Arial" w:hAnsi="Arial"/>
@@ -2592,7 +2592,7 @@
               </w:rPr>
               <w:t xml:space="preserve"> clear working and</w:t>
             </w:r>
-            <w:del w:id="9021" w:author="Claude (AI) - proposed" w:date="2026-10-15T20:14:34Z">
+            <w:del w:id="9021" w:author="Claude (AI) - proposed" w:date="2026-10-18T00:28:08Z">
               <w:r>
                 <w:rPr>
                   <w:rFonts w:ascii="Arial" w:cs="Arial" w:eastAsia="Arial" w:hAnsi="Arial"/>
@@ -2640,7 +2640,7 @@
               <w:spacing w:after="40" w:before="0"/>
               <w:jc w:val="left"/>
             </w:pPr>
-            <w:del w:id="9022" w:author="Claude (AI) - proposed" w:date="2026-10-15T20:14:34Z">
+            <w:del w:id="9022" w:author="Claude (AI) - proposed" w:date="2026-10-18T00:28:08Z">
               <w:r>
                 <w:rPr>
                   <w:rFonts w:ascii="Arial" w:cs="Arial" w:eastAsia="Arial" w:hAnsi="Arial"/>
@@ -2655,7 +2655,7 @@
                 <w:delText xml:space="preserve">Most</w:delText>
               </w:r>
             </w:del>
-            <w:ins w:id="9023" w:author="Claude (AI) - proposed" w:date="2026-10-15T20:14:34Z">
+            <w:ins w:id="9023" w:author="Claude (AI) - proposed" w:date="2026-10-18T00:28:08Z">
               <w:r>
                 <w:rPr>
                   <w:rFonts w:ascii="Arial" w:cs="Arial" w:eastAsia="Arial" w:hAnsi="Arial"/>
@@ -2703,7 +2703,7 @@
               <w:spacing w:after="40" w:before="0"/>
               <w:jc w:val="left"/>
             </w:pPr>
-            <w:del w:id="9024" w:author="Claude (AI) - proposed" w:date="2026-10-15T20:14:34Z">
+            <w:del w:id="9024" w:author="Claude (AI) - proposed" w:date="2026-10-18T00:28:08Z">
               <w:r>
                 <w:rPr>
                   <w:rFonts w:ascii="Arial" w:cs="Arial" w:eastAsia="Arial" w:hAnsi="Arial"/>
@@ -2718,7 +2718,7 @@
                 <w:delText xml:space="preserve">Several calculation errors</w:delText>
               </w:r>
             </w:del>
-            <w:ins w:id="9025" w:author="Claude (AI) - proposed" w:date="2026-10-15T20:14:34Z">
+            <w:ins w:id="9025" w:author="Claude (AI) - proposed" w:date="2026-10-18T00:28:08Z">
               <w:r>
                 <w:rPr>
                   <w:rFonts w:ascii="Arial" w:cs="Arial" w:eastAsia="Arial" w:hAnsi="Arial"/>
@@ -2801,7 +2801,7 @@
               <w:spacing w:after="40" w:before="0"/>
               <w:jc w:val="left"/>
             </w:pPr>
-            <w:del w:id="9026" w:author="Claude (AI) - proposed" w:date="2026-10-15T20:14:34Z">
+            <w:del w:id="9026" w:author="Claude (AI) - proposed" w:date="2026-10-18T00:28:08Z">
               <w:r>
                 <w:rPr>
                   <w:rFonts w:ascii="Arial" w:cs="Arial" w:eastAsia="Arial" w:hAnsi="Arial"/>
@@ -2816,7 +2816,7 @@
                 <w:delText xml:space="preserve">Explains</w:delText>
               </w:r>
             </w:del>
-            <w:ins w:id="9027" w:author="Claude (AI) - proposed" w:date="2026-10-15T20:14:34Z">
+            <w:ins w:id="9027" w:author="Claude (AI) - proposed" w:date="2026-10-18T00:28:08Z">
               <w:r>
                 <w:rPr>
                   <w:rFonts w:ascii="Arial" w:cs="Arial" w:eastAsia="Arial" w:hAnsi="Arial"/>
@@ -2844,7 +2844,7 @@
               </w:rPr>
               <w:t xml:space="preserve"> clearly why the mean of 400 m is true but incomplete, using median 250 m</w:t>
             </w:r>
-            <w:del w:id="9028" w:author="Claude (AI) - proposed" w:date="2026-10-15T20:14:34Z">
+            <w:del w:id="9028" w:author="Claude (AI) - proposed" w:date="2026-10-18T00:28:08Z">
               <w:r>
                 <w:rPr>
                   <w:rFonts w:ascii="Arial" w:cs="Arial" w:eastAsia="Arial" w:hAnsi="Arial"/>
@@ -2859,7 +2859,7 @@
                 <w:delText xml:space="preserve">,</w:delText>
               </w:r>
             </w:del>
-            <w:ins w:id="9029" w:author="Claude (AI) - proposed" w:date="2026-10-15T20:14:34Z">
+            <w:ins w:id="9029" w:author="Claude (AI) - proposed" w:date="2026-10-18T00:28:08Z">
               <w:r>
                 <w:rPr>
                   <w:rFonts w:ascii="Arial" w:cs="Arial" w:eastAsia="Arial" w:hAnsi="Arial"/>
@@ -2907,7 +2907,7 @@
               <w:spacing w:after="40" w:before="0"/>
               <w:jc w:val="left"/>
             </w:pPr>
-            <w:del w:id="9030" w:author="Claude (AI) - proposed" w:date="2026-10-15T20:14:34Z">
+            <w:del w:id="9030" w:author="Claude (AI) - proposed" w:date="2026-10-18T00:28:08Z">
               <w:r>
                 <w:rPr>
                   <w:rFonts w:ascii="Arial" w:cs="Arial" w:eastAsia="Arial" w:hAnsi="Arial"/>
@@ -2922,7 +2922,7 @@
                 <w:delText xml:space="preserve">States</w:delText>
               </w:r>
             </w:del>
-            <w:ins w:id="9031" w:author="Claude (AI) - proposed" w:date="2026-10-15T20:14:34Z">
+            <w:ins w:id="9031" w:author="Claude (AI) - proposed" w:date="2026-10-18T00:28:08Z">
               <w:r>
                 <w:rPr>
                   <w:rFonts w:ascii="Arial" w:cs="Arial" w:eastAsia="Arial" w:hAnsi="Arial"/>
@@ -2950,7 +2950,7 @@
               </w:rPr>
               <w:t xml:space="preserve"> that the mean is true but incomplete and compares </w:t>
             </w:r>
-            <w:del w:id="9032" w:author="Claude (AI) - proposed" w:date="2026-10-15T20:14:34Z">
+            <w:del w:id="9032" w:author="Claude (AI) - proposed" w:date="2026-10-18T00:28:08Z">
               <w:r>
                 <w:rPr>
                   <w:rFonts w:ascii="Arial" w:cs="Arial" w:eastAsia="Arial" w:hAnsi="Arial"/>
@@ -2965,7 +2965,7 @@
                 <w:delText xml:space="preserve">with</w:delText>
               </w:r>
             </w:del>
-            <w:ins w:id="9033" w:author="Claude (AI) - proposed" w:date="2026-10-15T20:14:34Z">
+            <w:ins w:id="9033" w:author="Claude (AI) - proposed" w:date="2026-10-18T00:28:08Z">
               <w:r>
                 <w:rPr>
                   <w:rFonts w:ascii="Arial" w:cs="Arial" w:eastAsia="Arial" w:hAnsi="Arial"/>
@@ -3013,7 +3013,7 @@
               <w:spacing w:after="40" w:before="0"/>
               <w:jc w:val="left"/>
             </w:pPr>
-            <w:del w:id="9034" w:author="Claude (AI) - proposed" w:date="2026-10-15T20:14:34Z">
+            <w:del w:id="9034" w:author="Claude (AI) - proposed" w:date="2026-10-18T00:28:08Z">
               <w:r>
                 <w:rPr>
                   <w:rFonts w:ascii="Arial" w:cs="Arial" w:eastAsia="Arial" w:hAnsi="Arial"/>
@@ -3028,7 +3028,7 @@
                 <w:delText xml:space="preserve">Only</w:delText>
               </w:r>
             </w:del>
-            <w:ins w:id="9035" w:author="Claude (AI) - proposed" w:date="2026-10-15T20:14:34Z">
+            <w:ins w:id="9035" w:author="Claude (AI) - proposed" w:date="2026-10-18T00:28:08Z">
               <w:r>
                 <w:rPr>
                   <w:rFonts w:ascii="Arial" w:cs="Arial" w:eastAsia="Arial" w:hAnsi="Arial"/>
@@ -3111,7 +3111,7 @@
               <w:spacing w:after="40" w:before="0"/>
               <w:jc w:val="left"/>
             </w:pPr>
-            <w:del w:id="9036" w:author="Claude (AI) - proposed" w:date="2026-10-15T20:14:34Z">
+            <w:del w:id="9036" w:author="Claude (AI) - proposed" w:date="2026-10-18T00:28:08Z">
               <w:r>
                 <w:rPr>
                   <w:rFonts w:ascii="Arial" w:cs="Arial" w:eastAsia="Arial" w:hAnsi="Arial"/>
@@ -3126,7 +3126,7 @@
                 <w:delText xml:space="preserve">Accurately</w:delText>
               </w:r>
             </w:del>
-            <w:ins w:id="9037" w:author="Claude (AI) - proposed" w:date="2026-10-15T20:14:34Z">
+            <w:ins w:id="9037" w:author="Claude (AI) - proposed" w:date="2026-10-18T00:28:08Z">
               <w:r>
                 <w:rPr>
                   <w:rFonts w:ascii="Arial" w:cs="Arial" w:eastAsia="Arial" w:hAnsi="Arial"/>
@@ -3154,7 +3154,7 @@
               </w:rPr>
               <w:t xml:space="preserve"> describes the histogram, frequency density and polygons, and </w:t>
             </w:r>
-            <w:del w:id="9038" w:author="Claude (AI) - proposed" w:date="2026-10-15T20:14:34Z">
+            <w:del w:id="9038" w:author="Claude (AI) - proposed" w:date="2026-10-18T00:28:08Z">
               <w:r>
                 <w:rPr>
                   <w:rFonts w:ascii="Arial" w:cs="Arial" w:eastAsia="Arial" w:hAnsi="Arial"/>
@@ -3169,7 +3169,7 @@
                 <w:delText xml:space="preserve">links shape to where the long gaps are</w:delText>
               </w:r>
             </w:del>
-            <w:ins w:id="9039" w:author="Claude (AI) - proposed" w:date="2026-10-15T20:14:34Z">
+            <w:ins w:id="9039" w:author="Claude (AI) - proposed" w:date="2026-10-18T00:28:08Z">
               <w:r>
                 <w:rPr>
                   <w:rFonts w:ascii="Arial" w:cs="Arial" w:eastAsia="Arial" w:hAnsi="Arial"/>
@@ -3197,7 +3197,7 @@
               </w:rPr>
               <w:t xml:space="preserve"> and why similar means </w:t>
             </w:r>
-            <w:ins w:id="9040" w:author="Claude (AI) - proposed" w:date="2026-10-15T20:14:34Z">
+            <w:ins w:id="9040" w:author="Claude (AI) - proposed" w:date="2026-10-18T00:28:08Z">
               <w:r>
                 <w:rPr>
                   <w:rFonts w:ascii="Arial" w:cs="Arial" w:eastAsia="Arial" w:hAnsi="Arial"/>
@@ -3245,7 +3245,7 @@
               <w:spacing w:after="40" w:before="0"/>
               <w:jc w:val="left"/>
             </w:pPr>
-            <w:del w:id="9041" w:author="Claude (AI) - proposed" w:date="2026-10-15T20:14:34Z">
+            <w:del w:id="9041" w:author="Claude (AI) - proposed" w:date="2026-10-18T00:28:08Z">
               <w:r>
                 <w:rPr>
                   <w:rFonts w:ascii="Arial" w:cs="Arial" w:eastAsia="Arial" w:hAnsi="Arial"/>
@@ -3260,7 +3260,7 @@
                 <w:delText xml:space="preserve">Describes</w:delText>
               </w:r>
             </w:del>
-            <w:ins w:id="9042" w:author="Claude (AI) - proposed" w:date="2026-10-15T20:14:34Z">
+            <w:ins w:id="9042" w:author="Claude (AI) - proposed" w:date="2026-10-18T00:28:08Z">
               <w:r>
                 <w:rPr>
                   <w:rFonts w:ascii="Arial" w:cs="Arial" w:eastAsia="Arial" w:hAnsi="Arial"/>
@@ -3288,7 +3288,7 @@
               </w:rPr>
               <w:t xml:space="preserve"> the main features of the graphs but gives </w:t>
             </w:r>
-            <w:ins w:id="9043" w:author="Claude (AI) - proposed" w:date="2026-10-15T20:14:34Z">
+            <w:ins w:id="9043" w:author="Claude (AI) - proposed" w:date="2026-10-18T00:28:08Z">
               <w:r>
                 <w:rPr>
                   <w:rFonts w:ascii="Arial" w:cs="Arial" w:eastAsia="Arial" w:hAnsi="Arial"/>
@@ -3336,7 +3336,7 @@
               <w:spacing w:after="40" w:before="0"/>
               <w:jc w:val="left"/>
             </w:pPr>
-            <w:del w:id="9044" w:author="Claude (AI) - proposed" w:date="2026-10-15T20:14:34Z">
+            <w:del w:id="9044" w:author="Claude (AI) - proposed" w:date="2026-10-18T00:28:08Z">
               <w:r>
                 <w:rPr>
                   <w:rFonts w:ascii="Arial" w:cs="Arial" w:eastAsia="Arial" w:hAnsi="Arial"/>
@@ -3351,7 +3351,7 @@
                 <w:delText xml:space="preserve">Graph</w:delText>
               </w:r>
             </w:del>
-            <w:ins w:id="9045" w:author="Claude (AI) - proposed" w:date="2026-10-15T20:14:34Z">
+            <w:ins w:id="9045" w:author="Claude (AI) - proposed" w:date="2026-10-18T00:28:08Z">
               <w:r>
                 <w:rPr>
                   <w:rFonts w:ascii="Arial" w:cs="Arial" w:eastAsia="Arial" w:hAnsi="Arial"/>
@@ -3434,7 +3434,7 @@
               <w:spacing w:after="40" w:before="0"/>
               <w:jc w:val="left"/>
             </w:pPr>
-            <w:del w:id="9046" w:author="Claude (AI) - proposed" w:date="2026-10-15T20:14:34Z">
+            <w:del w:id="9046" w:author="Claude (AI) - proposed" w:date="2026-10-18T00:28:08Z">
               <w:r>
                 <w:rPr>
                   <w:rFonts w:ascii="Arial" w:cs="Arial" w:eastAsia="Arial" w:hAnsi="Arial"/>
@@ -3449,7 +3449,7 @@
                 <w:delText xml:space="preserve">Gives</w:delText>
               </w:r>
             </w:del>
-            <w:ins w:id="9047" w:author="Claude (AI) - proposed" w:date="2026-10-15T20:14:34Z">
+            <w:ins w:id="9047" w:author="Claude (AI) - proposed" w:date="2026-10-18T00:28:08Z">
               <w:r>
                 <w:rPr>
                   <w:rFonts w:ascii="Arial" w:cs="Arial" w:eastAsia="Arial" w:hAnsi="Arial"/>
@@ -3497,7 +3497,7 @@
               <w:spacing w:after="40" w:before="0"/>
               <w:jc w:val="left"/>
             </w:pPr>
-            <w:del w:id="9048" w:author="Claude (AI) - proposed" w:date="2026-10-15T20:14:34Z">
+            <w:del w:id="9048" w:author="Claude (AI) - proposed" w:date="2026-10-18T00:28:08Z">
               <w:r>
                 <w:rPr>
                   <w:rFonts w:ascii="Arial" w:cs="Arial" w:eastAsia="Arial" w:hAnsi="Arial"/>
@@ -3512,7 +3512,7 @@
                 <w:delText xml:space="preserve">Gives</w:delText>
               </w:r>
             </w:del>
-            <w:ins w:id="9049" w:author="Claude (AI) - proposed" w:date="2026-10-15T20:14:34Z">
+            <w:ins w:id="9049" w:author="Claude (AI) - proposed" w:date="2026-10-18T00:28:08Z">
               <w:r>
                 <w:rPr>
                   <w:rFonts w:ascii="Arial" w:cs="Arial" w:eastAsia="Arial" w:hAnsi="Arial"/>
@@ -3560,7 +3560,7 @@
               <w:spacing w:after="40" w:before="0"/>
               <w:jc w:val="left"/>
             </w:pPr>
-            <w:del w:id="9050" w:author="Claude (AI) - proposed" w:date="2026-10-15T20:14:34Z">
+            <w:del w:id="9050" w:author="Claude (AI) - proposed" w:date="2026-10-18T00:28:08Z">
               <w:r>
                 <w:rPr>
                   <w:rFonts w:ascii="Arial" w:cs="Arial" w:eastAsia="Arial" w:hAnsi="Arial"/>
@@ -3575,7 +3575,7 @@
                 <w:delText xml:space="preserve">Claim</w:delText>
               </w:r>
             </w:del>
-            <w:ins w:id="9051" w:author="Claude (AI) - proposed" w:date="2026-10-15T20:14:34Z">
+            <w:ins w:id="9051" w:author="Claude (AI) - proposed" w:date="2026-10-18T00:28:08Z">
               <w:r>
                 <w:rPr>
                   <w:rFonts w:ascii="Arial" w:cs="Arial" w:eastAsia="Arial" w:hAnsi="Arial"/>
@@ -3658,7 +3658,7 @@
               <w:spacing w:after="40" w:before="0"/>
               <w:jc w:val="left"/>
             </w:pPr>
-            <w:del w:id="9052" w:author="Claude (AI) - proposed" w:date="2026-10-15T20:14:34Z">
+            <w:del w:id="9052" w:author="Claude (AI) - proposed" w:date="2026-10-18T00:28:08Z">
               <w:r>
                 <w:rPr>
                   <w:rFonts w:ascii="Arial" w:cs="Arial" w:eastAsia="Arial" w:hAnsi="Arial"/>
@@ -3673,7 +3673,7 @@
                 <w:delText xml:space="preserve">Makes</w:delText>
               </w:r>
             </w:del>
-            <w:ins w:id="9053" w:author="Claude (AI) - proposed" w:date="2026-10-15T20:14:34Z">
+            <w:ins w:id="9053" w:author="Claude (AI) - proposed" w:date="2026-10-18T00:28:08Z">
               <w:r>
                 <w:rPr>
                   <w:rFonts w:ascii="Arial" w:cs="Arial" w:eastAsia="Arial" w:hAnsi="Arial"/>
@@ -3721,7 +3721,7 @@
               <w:spacing w:after="40" w:before="0"/>
               <w:jc w:val="left"/>
             </w:pPr>
-            <w:del w:id="9054" w:author="Claude (AI) - proposed" w:date="2026-10-15T20:14:34Z">
+            <w:del w:id="9054" w:author="Claude (AI) - proposed" w:date="2026-10-18T00:28:08Z">
               <w:r>
                 <w:rPr>
                   <w:rFonts w:ascii="Arial" w:cs="Arial" w:eastAsia="Arial" w:hAnsi="Arial"/>
@@ -3736,7 +3736,7 @@
                 <w:delText xml:space="preserve">Makes</w:delText>
               </w:r>
             </w:del>
-            <w:ins w:id="9055" w:author="Claude (AI) - proposed" w:date="2026-10-15T20:14:34Z">
+            <w:ins w:id="9055" w:author="Claude (AI) - proposed" w:date="2026-10-18T00:28:08Z">
               <w:r>
                 <w:rPr>
                   <w:rFonts w:ascii="Arial" w:cs="Arial" w:eastAsia="Arial" w:hAnsi="Arial"/>
@@ -3784,7 +3784,7 @@
               <w:spacing w:after="40" w:before="0"/>
               <w:jc w:val="left"/>
             </w:pPr>
-            <w:del w:id="9056" w:author="Claude (AI) - proposed" w:date="2026-10-15T20:14:34Z">
+            <w:del w:id="9056" w:author="Claude (AI) - proposed" w:date="2026-10-18T00:28:08Z">
               <w:r>
                 <w:rPr>
                   <w:rFonts w:ascii="Arial" w:cs="Arial" w:eastAsia="Arial" w:hAnsi="Arial"/>
@@ -3799,7 +3799,7 @@
                 <w:delText xml:space="preserve">Recommendations</w:delText>
               </w:r>
             </w:del>
-            <w:ins w:id="9057" w:author="Claude (AI) - proposed" w:date="2026-10-15T20:14:34Z">
+            <w:ins w:id="9057" w:author="Claude (AI) - proposed" w:date="2026-10-18T00:28:08Z">
               <w:r>
                 <w:rPr>
                   <w:rFonts w:ascii="Arial" w:cs="Arial" w:eastAsia="Arial" w:hAnsi="Arial"/>
@@ -3949,7 +3949,7 @@
         </w:rPr>
         <w:t xml:space="preserve">© 2026 SeaVuria and ARES. This work is licensed under a </w:t>
       </w:r>
-      <w:hyperlink w:history="1" r:id="rIdthxdyg9vdcqyqtohprww4">
+      <w:hyperlink w:history="1" r:id="rIduxczd7dtyiyh7jhs-mon9">
         <w:r>
           <w:rPr>
             <w:rFonts w:ascii="Arial" w:cs="Arial" w:eastAsia="Arial" w:hAnsi="Arial"/>
@@ -3969,7 +3969,7 @@
         </w:rPr>
         <w:t xml:space="preserve"> (</w:t>
       </w:r>
-      <w:hyperlink w:history="1" r:id="rIdlhudigsu0qjvle1tjprat">
+      <w:hyperlink w:history="1" r:id="rIdmnjlgfbzgsv3kgmvc5s5b">
         <w:r>
           <w:rPr>
             <w:rFonts w:ascii="Arial" w:cs="Arial" w:eastAsia="Arial" w:hAnsi="Arial"/>
@@ -3989,7 +3989,7 @@
         </w:rPr>
         <w:t xml:space="preserve">). To view a copy of this license, visit </w:t>
       </w:r>
-      <w:hyperlink w:history="1" r:id="rIdhyrydrbmufgqgksi4jvwm">
+      <w:hyperlink w:history="1" r:id="rIdfhew1qkzcmbutfvlb7g1p">
         <w:r>
           <w:rPr>
             <w:rFonts w:ascii="Arial" w:cs="Arial" w:eastAsia="Arial" w:hAnsi="Arial"/>
